--- a/Nowy Dokument programu Microsoft Office Word.docx
+++ b/Nowy Dokument programu Microsoft Office Word.docx
@@ -5,6 +5,55 @@
     <w:p>
       <w:r>
         <w:t>28 maja start projektu cel: moja gra będzie o zbieraniu jabłek/warzyw, uważając na stwory – nie da się zatrzymać, ciągle się idzie próbując zbierać wszystkie warzywa z planszy. Po dotknięciu stwora, przegrywasz.</w:t>
+      </w:r>
+      <w:r>
+        <w:br/>
+      </w:r>
+      <w:r>
+        <w:br/>
+        <w:t>1. Masz imie i nazwisko gracza</w:t>
+      </w:r>
+      <w:r>
+        <w:br/>
+        <w:t>2. ?Wybierasz poziom/trudność?</w:t>
+      </w:r>
+      <w:r>
+        <w:br/>
+        <w:t>3.  Za x sekund gra się rozpoczyna i będziesz się ruszał po planszy bez przerwy – uważaj na stwory, itd. Bo inaczej game over i musisz zacząć od końca. Jeżeli wyjdziesz poza mape - przegrywasz</w:t>
+      </w:r>
+      <w:r>
+        <w:br/>
+        <w:t>4. ~Bedzięsz grał przez 30 sekund.</w:t>
+      </w:r>
+      <w:r>
+        <w:br/>
+        <w:t xml:space="preserve"> ~ Pacman game</w:t>
+      </w:r>
+      <w:r>
+        <w:br/>
+      </w:r>
+      <w:r>
+        <w:br/>
+        <w:t>Będą statystyki:</w:t>
+      </w:r>
+      <w:r>
+        <w:br/>
+        <w:t>Imie i nazwisko gracza: …</w:t>
+      </w:r>
+      <w:r>
+        <w:br/>
+        <w:t>Czas grania łącznie na planszy: (x minut, x sekund)</w:t>
+      </w:r>
+      <w:r>
+        <w:br/>
+        <w:t>Ilość zjedzonych warzyw/owoców: …</w:t>
+      </w:r>
+      <w:r>
+        <w:br/>
+        <w:t>Ilość udanych gier i nie udanych: x udanych, y nie udanych</w:t>
+      </w:r>
+      <w:r>
+        <w:br/>
       </w:r>
     </w:p>
     <w:sectPr>
@@ -176,6 +225,7 @@
   <w:style w:type="paragraph" w:default="1" w:styleId="Normalny">
     <w:name w:val="Normal"/>
     <w:qFormat/>
+    <w:rsid w:val="00B47891"/>
   </w:style>
   <w:style w:type="character" w:default="1" w:styleId="Domylnaczcionkaakapitu">
     <w:name w:val="Default Paragraph Font"/>
